--- a/resources/qcc-completion-template.docx
+++ b/resources/qcc-completion-template.docx
@@ -344,7 +344,6 @@
             <w:r>
               <w:rPr>
                 <w:rFonts w:ascii="Tahoma" w:hAnsi="Tahoma" w:cs="Tahoma"/>
-                <w:b/>
                 <w:sz w:val="20"/>
               </w:rPr>
               <w:t>{{Name of the work}}</w:t>
